--- a/2026-Q3/Devotionals/TrainedToDiscernTheDifference-Talk.docx
+++ b/2026-Q3/Devotionals/TrainedToDiscernTheDifference-Talk.docx
@@ -26,53 +26,31 @@
           <w:szCs w:val="48"/>
           <w14:ligatures w14:val="none"/>
         </w:rPr>
-        <w:t>Trained to Discern the Difference — Talking Points</w:t>
-      </w:r>
-    </w:p>
-    <w:p>
-      <w:pPr>
-        <w:spacing w:before="100" w:beforeAutospacing="1" w:after="100" w:afterAutospacing="1" w:line="240" w:lineRule="auto"/>
-        <w:rPr>
-          <w:rFonts w:ascii="Times New Roman" w:eastAsia="Times New Roman" w:hAnsi="Times New Roman" w:cs="Times New Roman"/>
-          <w:kern w:val="0"/>
-          <w14:ligatures w14:val="none"/>
-        </w:rPr>
-      </w:pPr>
-      <w:r>
-        <w:rPr>
-          <w:rFonts w:ascii="Times New Roman" w:eastAsia="Times New Roman" w:hAnsi="Times New Roman" w:cs="Times New Roman"/>
-          <w:b/>
-          <w:bCs/>
-          <w:kern w:val="0"/>
-          <w14:ligatures w14:val="none"/>
-        </w:rPr>
-        <w:t>Per-slide, per-click speaking guide, synchronized to the deck animations.</w:t>
-      </w:r>
-      <w:r>
-        <w:rPr>
-          <w:rFonts w:ascii="Times New Roman" w:eastAsia="Times New Roman" w:hAnsi="Times New Roman" w:cs="Times New Roman"/>
-          <w:kern w:val="0"/>
-          <w14:ligatures w14:val="none"/>
-        </w:rPr>
-        <w:t xml:space="preserve"> Target: 10:00 total. Cumulative clock targets in brackets. </w:t>
-      </w:r>
-      <w:r>
-        <w:rPr>
-          <w:rFonts w:ascii="Times New Roman" w:eastAsia="Times New Roman" w:hAnsi="Times New Roman" w:cs="Times New Roman"/>
-          <w:b/>
-          <w:bCs/>
-          <w:kern w:val="0"/>
-          <w14:ligatures w14:val="none"/>
-        </w:rPr>
-        <w:t>SAY</w:t>
-      </w:r>
-      <w:r>
-        <w:rPr>
-          <w:rFonts w:ascii="Times New Roman" w:eastAsia="Times New Roman" w:hAnsi="Times New Roman" w:cs="Times New Roman"/>
-          <w:kern w:val="0"/>
-          <w14:ligatures w14:val="none"/>
-        </w:rPr>
-        <w:t xml:space="preserve"> lines are worth delivering close to verbatim; everything else is a thought to hit, in your own words.</w:t>
+        <w:t xml:space="preserve">Trained to Discern the Difference </w:t>
+      </w:r>
+      <w:r>
+        <w:rPr>
+          <w:rFonts w:ascii="Times New Roman" w:eastAsia="Times New Roman" w:hAnsi="Times New Roman" w:cs="Times New Roman"/>
+          <w:b/>
+          <w:bCs/>
+          <w:kern w:val="36"/>
+          <w:sz w:val="48"/>
+          <w:szCs w:val="48"/>
+          <w14:ligatures w14:val="none"/>
+        </w:rPr>
+        <w:t>-</w:t>
+      </w:r>
+      <w:r>
+        <w:rPr>
+          <w:rFonts w:ascii="Times New Roman" w:eastAsia="Times New Roman" w:hAnsi="Times New Roman" w:cs="Times New Roman"/>
+          <w:b/>
+          <w:bCs/>
+          <w:kern w:val="36"/>
+          <w:sz w:val="48"/>
+          <w:szCs w:val="48"/>
+          <w14:ligatures w14:val="none"/>
+        </w:rPr>
+        <w:t xml:space="preserve"> Talking Points</w:t>
       </w:r>
     </w:p>
     <w:p>
@@ -154,12 +132,15 @@
       </w:pPr>
       <w:r>
         <w:rPr>
-          <w:rFonts w:ascii="Times New Roman" w:eastAsia="Times New Roman" w:hAnsi="Times New Roman" w:cs="Times New Roman"/>
           <w:noProof/>
-          <w:kern w:val="0"/>
-        </w:rPr>
-        <w:pict w14:anchorId="7C04D1BD">
-          <v:rect id="_x0000_i1036" alt="" style="width:468pt;height:.05pt;mso-width-percent:0;mso-height-percent:0;mso-width-percent:0;mso-height-percent:0" o:hralign="center" o:hrstd="t" o:hr="t" fillcolor="#a0a0a0" stroked="f"/>
+        </w:rPr>
+      </w:r>
+      <w:r>
+        <w:pict w14:anchorId="515F4B00">
+          <v:rect id="Horizontal Line 1" o:spid="_x0000_s1037" style="width:468pt;height:.05pt;visibility:visible;mso-wrap-style:square;mso-left-percent:-10001;mso-top-percent:-10001;mso-position-horizontal:absolute;mso-position-horizontal-relative:char;mso-position-vertical:absolute;mso-position-vertical-relative:line;mso-left-percent:-10001;mso-top-percent:-10001;v-text-anchor:top" o:gfxdata="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" filled="f">
+            <o:lock v:ext="edit" rotation="t" aspectratio="t" verticies="t" text="t" shapetype="t"/>
+            <w10:anchorlock/>
+          </v:rect>
         </w:pict>
       </w:r>
     </w:p>
@@ -300,12 +281,15 @@
       </w:pPr>
       <w:r>
         <w:rPr>
-          <w:rFonts w:ascii="Times New Roman" w:eastAsia="Times New Roman" w:hAnsi="Times New Roman" w:cs="Times New Roman"/>
           <w:noProof/>
-          <w:kern w:val="0"/>
-        </w:rPr>
-        <w:pict w14:anchorId="279A2429">
-          <v:rect id="_x0000_i1035" alt="" style="width:468pt;height:.05pt;mso-width-percent:0;mso-height-percent:0;mso-width-percent:0;mso-height-percent:0" o:hralign="center" o:hrstd="t" o:hr="t" fillcolor="#a0a0a0" stroked="f"/>
+        </w:rPr>
+      </w:r>
+      <w:r>
+        <w:pict w14:anchorId="4720F71D">
+          <v:rect id="Horizontal Line 2" o:spid="_x0000_s1036" style="width:468pt;height:.05pt;visibility:visible;mso-wrap-style:square;mso-left-percent:-10001;mso-top-percent:-10001;mso-position-horizontal:absolute;mso-position-horizontal-relative:char;mso-position-vertical:absolute;mso-position-vertical-relative:line;mso-left-percent:-10001;mso-top-percent:-10001;v-text-anchor:top" o:gfxdata="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" filled="f">
+            <o:lock v:ext="edit" rotation="t" aspectratio="t" verticies="t" text="t" shapetype="t"/>
+            <w10:anchorlock/>
+          </v:rect>
         </w:pict>
       </w:r>
     </w:p>
@@ -809,12 +793,15 @@
       </w:pPr>
       <w:r>
         <w:rPr>
-          <w:rFonts w:ascii="Times New Roman" w:eastAsia="Times New Roman" w:hAnsi="Times New Roman" w:cs="Times New Roman"/>
           <w:noProof/>
-          <w:kern w:val="0"/>
-        </w:rPr>
-        <w:pict w14:anchorId="1DB310E7">
-          <v:rect id="_x0000_i1034" style="width:0;height:1.5pt" o:hralign="center" o:hrstd="t" o:hr="t" fillcolor="#a0a0a0" stroked="f"/>
+        </w:rPr>
+      </w:r>
+      <w:r>
+        <w:pict w14:anchorId="0C316AB7">
+          <v:rect id="Horizontal Line 3" o:spid="_x0000_s1035" style="width:468pt;height:1.1pt;visibility:visible;mso-wrap-style:square;mso-left-percent:-10001;mso-top-percent:-10001;mso-position-horizontal:absolute;mso-position-horizontal-relative:char;mso-position-vertical:absolute;mso-position-vertical-relative:line;mso-left-percent:-10001;mso-top-percent:-10001;v-text-anchor:top" o:gfxdata="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" filled="f">
+            <o:lock v:ext="edit" rotation="t" aspectratio="t" verticies="t" text="t" shapetype="t"/>
+            <w10:anchorlock/>
+          </v:rect>
         </w:pict>
       </w:r>
     </w:p>
@@ -1451,12 +1438,15 @@
       </w:pPr>
       <w:r>
         <w:rPr>
-          <w:rFonts w:ascii="Times New Roman" w:eastAsia="Times New Roman" w:hAnsi="Times New Roman" w:cs="Times New Roman"/>
           <w:noProof/>
-          <w:kern w:val="0"/>
-        </w:rPr>
-        <w:pict w14:anchorId="04CC0F8B">
-          <v:rect id="_x0000_i1033" style="width:0;height:1.5pt" o:hralign="center" o:hrstd="t" o:hr="t" fillcolor="#a0a0a0" stroked="f"/>
+        </w:rPr>
+      </w:r>
+      <w:r>
+        <w:pict w14:anchorId="4C5E2E8B">
+          <v:rect id="Horizontal Line 4" o:spid="_x0000_s1034" style="width:468pt;height:1.1pt;visibility:visible;mso-wrap-style:square;mso-left-percent:-10001;mso-top-percent:-10001;mso-position-horizontal:absolute;mso-position-horizontal-relative:char;mso-position-vertical:absolute;mso-position-vertical-relative:line;mso-left-percent:-10001;mso-top-percent:-10001;v-text-anchor:top" o:gfxdata="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" filled="f">
+            <o:lock v:ext="edit" rotation="t" aspectratio="t" verticies="t" text="t" shapetype="t"/>
+            <w10:anchorlock/>
+          </v:rect>
         </w:pict>
       </w:r>
     </w:p>
@@ -1928,12 +1918,15 @@
       </w:pPr>
       <w:r>
         <w:rPr>
-          <w:rFonts w:ascii="Times New Roman" w:eastAsia="Times New Roman" w:hAnsi="Times New Roman" w:cs="Times New Roman"/>
           <w:noProof/>
-          <w:kern w:val="0"/>
-        </w:rPr>
-        <w:pict w14:anchorId="72804123">
-          <v:rect id="_x0000_i1032" style="width:0;height:1.5pt" o:hralign="center" o:hrstd="t" o:hr="t" fillcolor="#a0a0a0" stroked="f"/>
+        </w:rPr>
+      </w:r>
+      <w:r>
+        <w:pict w14:anchorId="45B1E83B">
+          <v:rect id="Horizontal Line 5" o:spid="_x0000_s1033" style="width:468pt;height:1.1pt;visibility:visible;mso-wrap-style:square;mso-left-percent:-10001;mso-top-percent:-10001;mso-position-horizontal:absolute;mso-position-horizontal-relative:char;mso-position-vertical:absolute;mso-position-vertical-relative:line;mso-left-percent:-10001;mso-top-percent:-10001;v-text-anchor:top" o:gfxdata="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" filled="f">
+            <o:lock v:ext="edit" rotation="t" aspectratio="t" verticies="t" text="t" shapetype="t"/>
+            <w10:anchorlock/>
+          </v:rect>
         </w:pict>
       </w:r>
     </w:p>
@@ -2802,12 +2795,15 @@
       </w:pPr>
       <w:r>
         <w:rPr>
-          <w:rFonts w:ascii="Times New Roman" w:eastAsia="Times New Roman" w:hAnsi="Times New Roman" w:cs="Times New Roman"/>
           <w:noProof/>
-          <w:kern w:val="0"/>
-        </w:rPr>
-        <w:pict w14:anchorId="1531590E">
-          <v:rect id="_x0000_i1031" style="width:0;height:1.5pt" o:hralign="center" o:hrstd="t" o:hr="t" fillcolor="#a0a0a0" stroked="f"/>
+        </w:rPr>
+      </w:r>
+      <w:r>
+        <w:pict w14:anchorId="6B22DA4C">
+          <v:rect id="Horizontal Line 6" o:spid="_x0000_s1032" style="width:468pt;height:1.1pt;visibility:visible;mso-wrap-style:square;mso-left-percent:-10001;mso-top-percent:-10001;mso-position-horizontal:absolute;mso-position-horizontal-relative:char;mso-position-vertical:absolute;mso-position-vertical-relative:line;mso-left-percent:-10001;mso-top-percent:-10001;v-text-anchor:top" o:gfxdata="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" filled="f">
+            <o:lock v:ext="edit" rotation="t" aspectratio="t" verticies="t" text="t" shapetype="t"/>
+            <w10:anchorlock/>
+          </v:rect>
         </w:pict>
       </w:r>
     </w:p>
@@ -3427,12 +3423,15 @@
       </w:pPr>
       <w:r>
         <w:rPr>
-          <w:rFonts w:ascii="Times New Roman" w:eastAsia="Times New Roman" w:hAnsi="Times New Roman" w:cs="Times New Roman"/>
           <w:noProof/>
-          <w:kern w:val="0"/>
-        </w:rPr>
-        <w:pict w14:anchorId="20CF3F7E">
-          <v:rect id="_x0000_i1030" style="width:0;height:1.5pt" o:hralign="center" o:hrstd="t" o:hr="t" fillcolor="#a0a0a0" stroked="f"/>
+        </w:rPr>
+      </w:r>
+      <w:r>
+        <w:pict w14:anchorId="504FE8FF">
+          <v:rect id="Horizontal Line 7" o:spid="_x0000_s1031" style="width:468pt;height:1.1pt;visibility:visible;mso-wrap-style:square;mso-left-percent:-10001;mso-top-percent:-10001;mso-position-horizontal:absolute;mso-position-horizontal-relative:char;mso-position-vertical:absolute;mso-position-vertical-relative:line;mso-left-percent:-10001;mso-top-percent:-10001;v-text-anchor:top" o:gfxdata="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" filled="f">
+            <o:lock v:ext="edit" rotation="t" aspectratio="t" verticies="t" text="t" shapetype="t"/>
+            <w10:anchorlock/>
+          </v:rect>
         </w:pict>
       </w:r>
     </w:p>
@@ -4048,12 +4047,15 @@
       </w:pPr>
       <w:r>
         <w:rPr>
-          <w:rFonts w:ascii="Times New Roman" w:eastAsia="Times New Roman" w:hAnsi="Times New Roman" w:cs="Times New Roman"/>
           <w:noProof/>
-          <w:kern w:val="0"/>
-        </w:rPr>
-        <w:pict w14:anchorId="0D758260">
-          <v:rect id="_x0000_i1029" style="width:0;height:1.5pt" o:hralign="center" o:hrstd="t" o:hr="t" fillcolor="#a0a0a0" stroked="f"/>
+        </w:rPr>
+      </w:r>
+      <w:r>
+        <w:pict w14:anchorId="065EECE7">
+          <v:rect id="Horizontal Line 8" o:spid="_x0000_s1030" style="width:468pt;height:1.1pt;visibility:visible;mso-wrap-style:square;mso-left-percent:-10001;mso-top-percent:-10001;mso-position-horizontal:absolute;mso-position-horizontal-relative:char;mso-position-vertical:absolute;mso-position-vertical-relative:line;mso-left-percent:-10001;mso-top-percent:-10001;v-text-anchor:top" o:gfxdata="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" filled="f">
+            <o:lock v:ext="edit" rotation="t" aspectratio="t" verticies="t" text="t" shapetype="t"/>
+            <w10:anchorlock/>
+          </v:rect>
         </w:pict>
       </w:r>
     </w:p>
@@ -4544,12 +4546,15 @@
       </w:pPr>
       <w:r>
         <w:rPr>
-          <w:rFonts w:ascii="Times New Roman" w:eastAsia="Times New Roman" w:hAnsi="Times New Roman" w:cs="Times New Roman"/>
           <w:noProof/>
-          <w:kern w:val="0"/>
-        </w:rPr>
-        <w:pict w14:anchorId="1BB7FC74">
-          <v:rect id="_x0000_i1028" style="width:0;height:1.5pt" o:hralign="center" o:hrstd="t" o:hr="t" fillcolor="#a0a0a0" stroked="f"/>
+        </w:rPr>
+      </w:r>
+      <w:r>
+        <w:pict w14:anchorId="7F31668B">
+          <v:rect id="Horizontal Line 9" o:spid="_x0000_s1029" style="width:468pt;height:1.1pt;visibility:visible;mso-wrap-style:square;mso-left-percent:-10001;mso-top-percent:-10001;mso-position-horizontal:absolute;mso-position-horizontal-relative:char;mso-position-vertical:absolute;mso-position-vertical-relative:line;mso-left-percent:-10001;mso-top-percent:-10001;v-text-anchor:top" o:gfxdata="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" filled="f">
+            <o:lock v:ext="edit" rotation="t" aspectratio="t" verticies="t" text="t" shapetype="t"/>
+            <w10:anchorlock/>
+          </v:rect>
         </w:pict>
       </w:r>
     </w:p>
@@ -5282,12 +5287,15 @@
       </w:pPr>
       <w:r>
         <w:rPr>
-          <w:rFonts w:ascii="Times New Roman" w:eastAsia="Times New Roman" w:hAnsi="Times New Roman" w:cs="Times New Roman"/>
           <w:noProof/>
-          <w:kern w:val="0"/>
-        </w:rPr>
-        <w:pict w14:anchorId="25380D0E">
-          <v:rect id="_x0000_i1027" style="width:0;height:1.5pt" o:hralign="center" o:hrstd="t" o:hr="t" fillcolor="#a0a0a0" stroked="f"/>
+        </w:rPr>
+      </w:r>
+      <w:r>
+        <w:pict w14:anchorId="42BD7A84">
+          <v:rect id="Horizontal Line 10" o:spid="_x0000_s1028" style="width:468pt;height:1.1pt;visibility:visible;mso-wrap-style:square;mso-left-percent:-10001;mso-top-percent:-10001;mso-position-horizontal:absolute;mso-position-horizontal-relative:char;mso-position-vertical:absolute;mso-position-vertical-relative:line;mso-left-percent:-10001;mso-top-percent:-10001;v-text-anchor:top" o:gfxdata="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" filled="f">
+            <o:lock v:ext="edit" rotation="t" aspectratio="t" verticies="t" text="t" shapetype="t"/>
+            <w10:anchorlock/>
+          </v:rect>
         </w:pict>
       </w:r>
     </w:p>
@@ -5812,12 +5820,15 @@
       </w:pPr>
       <w:r>
         <w:rPr>
-          <w:rFonts w:ascii="Times New Roman" w:eastAsia="Times New Roman" w:hAnsi="Times New Roman" w:cs="Times New Roman"/>
           <w:noProof/>
-          <w:kern w:val="0"/>
-        </w:rPr>
-        <w:pict w14:anchorId="47229CB3">
-          <v:rect id="_x0000_i1026" alt="" style="width:468pt;height:.05pt;mso-width-percent:0;mso-height-percent:0;mso-width-percent:0;mso-height-percent:0" o:hralign="center" o:hrstd="t" o:hr="t" fillcolor="#a0a0a0" stroked="f"/>
+        </w:rPr>
+      </w:r>
+      <w:r>
+        <w:pict w14:anchorId="6BD1D62F">
+          <v:rect id="Horizontal Line 11" o:spid="_x0000_s1027" style="width:468pt;height:.05pt;visibility:visible;mso-wrap-style:square;mso-left-percent:-10001;mso-top-percent:-10001;mso-position-horizontal:absolute;mso-position-horizontal-relative:char;mso-position-vertical:absolute;mso-position-vertical-relative:line;mso-left-percent:-10001;mso-top-percent:-10001;v-text-anchor:top" o:gfxdata="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" filled="f">
+            <o:lock v:ext="edit" rotation="t" aspectratio="t" verticies="t" text="t" shapetype="t"/>
+            <w10:anchorlock/>
+          </v:rect>
         </w:pict>
       </w:r>
     </w:p>
@@ -6382,227 +6393,16 @@
       </w:pPr>
       <w:r>
         <w:rPr>
-          <w:rFonts w:ascii="Times New Roman" w:eastAsia="Times New Roman" w:hAnsi="Times New Roman" w:cs="Times New Roman"/>
           <w:noProof/>
-          <w:kern w:val="0"/>
-        </w:rPr>
-        <w:pict w14:anchorId="60DAEDDB">
-          <v:rect id="_x0000_i1025" style="width:0;height:1.5pt" o:hralign="center" o:hrstd="t" o:hr="t" fillcolor="#a0a0a0" stroked="f"/>
+        </w:rPr>
+      </w:r>
+      <w:r>
+        <w:pict w14:anchorId="474627DD">
+          <v:rect id="Horizontal Line 12" o:spid="_x0000_s1026" style="width:468pt;height:1.1pt;visibility:visible;mso-wrap-style:square;mso-left-percent:-10001;mso-top-percent:-10001;mso-position-horizontal:absolute;mso-position-horizontal-relative:char;mso-position-vertical:absolute;mso-position-vertical-relative:line;mso-left-percent:-10001;mso-top-percent:-10001;v-text-anchor:top" o:gfxdata="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" filled="f">
+            <o:lock v:ext="edit" rotation="t" aspectratio="t" verticies="t" text="t" shapetype="t"/>
+            <w10:anchorlock/>
+          </v:rect>
         </w:pict>
-      </w:r>
-    </w:p>
-    <w:p>
-      <w:pPr>
-        <w:spacing w:before="100" w:beforeAutospacing="1" w:after="100" w:afterAutospacing="1" w:line="240" w:lineRule="auto"/>
-        <w:outlineLvl w:val="0"/>
-        <w:rPr>
-          <w:rFonts w:ascii="Times New Roman" w:eastAsia="Times New Roman" w:hAnsi="Times New Roman" w:cs="Times New Roman"/>
-          <w:b/>
-          <w:bCs/>
-          <w:kern w:val="36"/>
-          <w:sz w:val="48"/>
-          <w:szCs w:val="48"/>
-          <w14:ligatures w14:val="none"/>
-        </w:rPr>
-      </w:pPr>
-      <w:r>
-        <w:rPr>
-          <w:rFonts w:ascii="Times New Roman" w:eastAsia="Times New Roman" w:hAnsi="Times New Roman" w:cs="Times New Roman"/>
-          <w:b/>
-          <w:bCs/>
-          <w:kern w:val="36"/>
-          <w:sz w:val="48"/>
-          <w:szCs w:val="48"/>
-          <w14:ligatures w14:val="none"/>
-        </w:rPr>
-        <w:t>Time-Recovery Cuts (pre-decided, in order)</w:t>
-      </w:r>
-    </w:p>
-    <w:p>
-      <w:pPr>
-        <w:spacing w:before="100" w:beforeAutospacing="1" w:after="100" w:afterAutospacing="1" w:line="240" w:lineRule="auto"/>
-        <w:rPr>
-          <w:rFonts w:ascii="Times New Roman" w:eastAsia="Times New Roman" w:hAnsi="Times New Roman" w:cs="Times New Roman"/>
-          <w:kern w:val="0"/>
-          <w14:ligatures w14:val="none"/>
-        </w:rPr>
-      </w:pPr>
-      <w:r>
-        <w:rPr>
-          <w:rFonts w:ascii="Times New Roman" w:eastAsia="Times New Roman" w:hAnsi="Times New Roman" w:cs="Times New Roman"/>
-          <w:kern w:val="0"/>
-          <w14:ligatures w14:val="none"/>
-        </w:rPr>
-        <w:t>If the checkpoint clocks show you behind, cut in this order — never improvise cuts on stage:</w:t>
-      </w:r>
-    </w:p>
-    <w:p>
-      <w:pPr>
-        <w:numPr>
-          <w:ilvl w:val="0"/>
-          <w:numId w:val="39"/>
-        </w:numPr>
-        <w:spacing w:before="100" w:beforeAutospacing="1" w:after="100" w:afterAutospacing="1" w:line="240" w:lineRule="auto"/>
-        <w:rPr>
-          <w:rFonts w:ascii="Times New Roman" w:eastAsia="Times New Roman" w:hAnsi="Times New Roman" w:cs="Times New Roman"/>
-          <w:kern w:val="0"/>
-          <w14:ligatures w14:val="none"/>
-        </w:rPr>
-      </w:pPr>
-      <w:r>
-        <w:rPr>
-          <w:rFonts w:ascii="Times New Roman" w:eastAsia="Times New Roman" w:hAnsi="Times New Roman" w:cs="Times New Roman"/>
-          <w:b/>
-          <w:bCs/>
-          <w:kern w:val="0"/>
-          <w14:ligatures w14:val="none"/>
-        </w:rPr>
-        <w:t>Slide 5, click 3 (Uzzah panel):</w:t>
-      </w:r>
-      <w:r>
-        <w:rPr>
-          <w:rFonts w:ascii="Times New Roman" w:eastAsia="Times New Roman" w:hAnsi="Times New Roman" w:cs="Times New Roman"/>
-          <w:kern w:val="0"/>
-          <w14:ligatures w14:val="none"/>
-        </w:rPr>
-        <w:t xml:space="preserve"> point to the graphic, one sentence — "Uzzah's generation: a new cart, thirty thousand, nobody saw it" — skip the narrative. Saves ~15s.</w:t>
-      </w:r>
-    </w:p>
-    <w:p>
-      <w:pPr>
-        <w:numPr>
-          <w:ilvl w:val="0"/>
-          <w:numId w:val="39"/>
-        </w:numPr>
-        <w:spacing w:before="100" w:beforeAutospacing="1" w:after="100" w:afterAutospacing="1" w:line="240" w:lineRule="auto"/>
-        <w:rPr>
-          <w:rFonts w:ascii="Times New Roman" w:eastAsia="Times New Roman" w:hAnsi="Times New Roman" w:cs="Times New Roman"/>
-          <w:kern w:val="0"/>
-          <w14:ligatures w14:val="none"/>
-        </w:rPr>
-      </w:pPr>
-      <w:r>
-        <w:rPr>
-          <w:rFonts w:ascii="Times New Roman" w:eastAsia="Times New Roman" w:hAnsi="Times New Roman" w:cs="Times New Roman"/>
-          <w:b/>
-          <w:bCs/>
-          <w:kern w:val="0"/>
-          <w14:ligatures w14:val="none"/>
-        </w:rPr>
-        <w:t>Slide 9, clicks 3–4:</w:t>
-      </w:r>
-      <w:r>
-        <w:rPr>
-          <w:rFonts w:ascii="Times New Roman" w:eastAsia="Times New Roman" w:hAnsi="Times New Roman" w:cs="Times New Roman"/>
-          <w:kern w:val="0"/>
-          <w14:ligatures w14:val="none"/>
-        </w:rPr>
-        <w:t xml:space="preserve"> merge — read Acts 17:11, name "eager and examining" in one breath, skip the reps list (the graphic of the idea is already built by then). Saves ~25s.</w:t>
-      </w:r>
-    </w:p>
-    <w:p>
-      <w:pPr>
-        <w:numPr>
-          <w:ilvl w:val="0"/>
-          <w:numId w:val="39"/>
-        </w:numPr>
-        <w:spacing w:before="100" w:beforeAutospacing="1" w:after="100" w:afterAutospacing="1" w:line="240" w:lineRule="auto"/>
-        <w:rPr>
-          <w:rFonts w:ascii="Times New Roman" w:eastAsia="Times New Roman" w:hAnsi="Times New Roman" w:cs="Times New Roman"/>
-          <w:kern w:val="0"/>
-          <w14:ligatures w14:val="none"/>
-        </w:rPr>
-      </w:pPr>
-      <w:r>
-        <w:rPr>
-          <w:rFonts w:ascii="Times New Roman" w:eastAsia="Times New Roman" w:hAnsi="Times New Roman" w:cs="Times New Roman"/>
-          <w:b/>
-          <w:bCs/>
-          <w:kern w:val="0"/>
-          <w14:ligatures w14:val="none"/>
-        </w:rPr>
-        <w:t>Slide 4, clicks 1–2:</w:t>
-      </w:r>
-      <w:r>
-        <w:rPr>
-          <w:rFonts w:ascii="Times New Roman" w:eastAsia="Times New Roman" w:hAnsi="Times New Roman" w:cs="Times New Roman"/>
-          <w:kern w:val="0"/>
-          <w14:ligatures w14:val="none"/>
-        </w:rPr>
-        <w:t xml:space="preserve"> one sentence for both rows — "Religion without worship is the Pharisee; worship without sacrifice is sentiment." Saves ~15s.</w:t>
-      </w:r>
-    </w:p>
-    <w:p>
-      <w:pPr>
-        <w:spacing w:before="100" w:beforeAutospacing="1" w:after="100" w:afterAutospacing="1" w:line="240" w:lineRule="auto"/>
-        <w:rPr>
-          <w:rFonts w:ascii="Times New Roman" w:eastAsia="Times New Roman" w:hAnsi="Times New Roman" w:cs="Times New Roman"/>
-          <w:kern w:val="0"/>
-          <w14:ligatures w14:val="none"/>
-        </w:rPr>
-      </w:pPr>
-      <w:r>
-        <w:rPr>
-          <w:rFonts w:ascii="Times New Roman" w:eastAsia="Times New Roman" w:hAnsi="Times New Roman" w:cs="Times New Roman"/>
-          <w:kern w:val="0"/>
-          <w14:ligatures w14:val="none"/>
-        </w:rPr>
-        <w:t>Never cut: Slide 6 click 1 (the once-for-all guard), Slide 10 click 6 (mercy first), Slide 11 clicks 3–4.</w:t>
-      </w:r>
-    </w:p>
-    <w:p>
-      <w:pPr>
-        <w:spacing w:before="100" w:beforeAutospacing="1" w:after="100" w:afterAutospacing="1" w:line="240" w:lineRule="auto"/>
-        <w:outlineLvl w:val="0"/>
-        <w:rPr>
-          <w:rFonts w:ascii="Times New Roman" w:eastAsia="Times New Roman" w:hAnsi="Times New Roman" w:cs="Times New Roman"/>
-          <w:b/>
-          <w:bCs/>
-          <w:kern w:val="36"/>
-          <w:sz w:val="48"/>
-          <w:szCs w:val="48"/>
-          <w14:ligatures w14:val="none"/>
-        </w:rPr>
-      </w:pPr>
-      <w:r>
-        <w:rPr>
-          <w:rFonts w:ascii="Times New Roman" w:eastAsia="Times New Roman" w:hAnsi="Times New Roman" w:cs="Times New Roman"/>
-          <w:b/>
-          <w:bCs/>
-          <w:kern w:val="36"/>
-          <w:sz w:val="48"/>
-          <w:szCs w:val="48"/>
-          <w14:ligatures w14:val="none"/>
-        </w:rPr>
-        <w:t>Two Notes Before You Present</w:t>
-      </w:r>
-    </w:p>
-    <w:p>
-      <w:pPr>
-        <w:spacing w:before="100" w:beforeAutospacing="1" w:after="100" w:afterAutospacing="1" w:line="240" w:lineRule="auto"/>
-        <w:rPr>
-          <w:rFonts w:ascii="Times New Roman" w:eastAsia="Times New Roman" w:hAnsi="Times New Roman" w:cs="Times New Roman"/>
-          <w:kern w:val="0"/>
-          <w14:ligatures w14:val="none"/>
-        </w:rPr>
-      </w:pPr>
-      <w:r>
-        <w:rPr>
-          <w:rFonts w:ascii="Times New Roman" w:eastAsia="Times New Roman" w:hAnsi="Times New Roman" w:cs="Times New Roman"/>
-          <w:b/>
-          <w:bCs/>
-          <w:kern w:val="0"/>
-          <w14:ligatures w14:val="none"/>
-        </w:rPr>
-        <w:t>Total click count is 44.</w:t>
-      </w:r>
-      <w:r>
-        <w:rPr>
-          <w:rFonts w:ascii="Times New Roman" w:eastAsia="Times New Roman" w:hAnsi="Times New Roman" w:cs="Times New Roman"/>
-          <w:kern w:val="0"/>
-          <w14:ligatures w14:val="none"/>
-        </w:rPr>
-        <w:t xml:space="preserve"> That's roughly one click every 13 seconds — a comfortable presenting rhythm, but rehearse the two fast sequences: Slide 4 (five clicks in 45 seconds) and Slide 10's stack build (four clicks in ~20 seconds). Everything else breathes.</w:t>
       </w:r>
     </w:p>
     <w:p/>
